--- a/output/Erklaerungen_Automation.docx
+++ b/output/Erklaerungen_Automation.docx
@@ -56,7 +56,7 @@
           <w:color w:val="1F3B57"/>
           <w:sz w:val="24"/>
         </w:rPr>
-        <w:t>STEUERN UND REGELN — DER UNTERSCHIED IN EINEM BILD</w:t>
+        <w:t>DIE AUTOMATISIERUNGSPYRAMIDE — WER ENTSCHEIDET WAS</w:t>
       </w:r>
     </w:p>
     <w:p>
@@ -67,7 +67,14 @@
         <w:rPr>
           <w:sz w:val="22"/>
         </w:rPr>
-        <w:t>Stell dir vor, du duschst.</w:t>
+        <w:t xml:space="preserve">Fünf Ebenen, und die Logik dahinter ist einfach: </w:t>
+      </w:r>
+      <w:r>
+        <w:rPr>
+          <w:b/>
+          <w:sz w:val="22"/>
+        </w:rPr>
+        <w:t>Je weiter unten, desto schneller muss es gehen — und desto dümmer darf es sein.</w:t>
       </w:r>
     </w:p>
     <w:p>
@@ -76,16 +83,9 @@
       </w:pPr>
       <w:r>
         <w:rPr>
-          <w:b/>
-          <w:sz w:val="22"/>
-        </w:rPr>
-        <w:t>Steuern</w:t>
-      </w:r>
-      <w:r>
-        <w:rPr>
-          <w:sz w:val="22"/>
-        </w:rPr>
-        <w:t xml:space="preserve"> heißt: Du drehst den Hahn auf eine Position, von der du aus Erfahrung weißt, dass sie ungefähr 38 Grad ergibt. Dann stellst du dich drunter. Dreht der Nachbar seine Waschmaschine auf, wird dein Wasser kalt — und du merkst es erst am eigenen Rücken. Die Steuerung hat keine Rückmeldung. Sie rechnet vorwärts und hofft.</w:t>
+          <w:sz w:val="22"/>
+        </w:rPr>
+        <w:t>Von unten nach oben:</w:t>
       </w:r>
     </w:p>
     <w:p>
@@ -97,13 +97,13 @@
           <w:b/>
           <w:sz w:val="22"/>
         </w:rPr>
-        <w:t>Regeln</w:t>
-      </w:r>
-      <w:r>
-        <w:rPr>
-          <w:sz w:val="22"/>
-        </w:rPr>
-        <w:t xml:space="preserve"> heißt: Ein Thermostat misst ständig die tatsächliche Wassertemperatur, vergleicht sie mit deinen eingestellten 38 Grad und dreht nach. Der Nachbar kann machen was er will — die Regelung merkt die Abweichung und korrigiert.</w:t>
+        <w:t>Feldebene</w:t>
+      </w:r>
+      <w:r>
+        <w:rPr>
+          <w:sz w:val="22"/>
+        </w:rPr>
+        <w:t xml:space="preserve"> — Sensoren und Aktoren. Ein Endschalter meldet „Kiste da", ein Ventil öffnet. Hier gibt es keine Entscheidung, nur Signal.</w:t>
       </w:r>
     </w:p>
     <w:p>
@@ -112,97 +112,131 @@
       </w:pPr>
       <w:r>
         <w:rPr>
-          <w:sz w:val="22"/>
-        </w:rPr>
-        <w:t>Daraus folgt alles Weitere:</w:t>
+          <w:b/>
+          <w:sz w:val="22"/>
+        </w:rPr>
+        <w:t>Steuerungsebene</w:t>
+      </w:r>
+      <w:r>
+        <w:rPr>
+          <w:sz w:val="22"/>
+        </w:rPr>
+        <w:t xml:space="preserve"> — die SPS. Sie entscheidet in Millisekunden: Motor an, Motor aus. Hier gilt </w:t>
+      </w:r>
+      <w:r>
+        <w:rPr>
+          <w:b/>
+          <w:sz w:val="22"/>
+        </w:rPr>
+        <w:t>harte Echtzeit</w:t>
+      </w:r>
+      <w:r>
+        <w:rPr>
+          <w:sz w:val="22"/>
+        </w:rPr>
+        <w:t xml:space="preserve"> — eine verpasste Frist ist ein Fehler, nicht nur ärgerlich.</w:t>
       </w:r>
     </w:p>
     <w:p>
       <w:pPr>
-        <w:pStyle w:val="ListBullet"/>
-        <w:spacing w:after="20"/>
-      </w:pPr>
-      <w:r>
-        <w:rPr>
-          <w:sz w:val="22"/>
-        </w:rPr>
-        <w:t xml:space="preserve">Die Steuerung ist eine </w:t>
-      </w:r>
+        <w:spacing w:after="80"/>
+      </w:pPr>
       <w:r>
         <w:rPr>
           <w:b/>
           <w:sz w:val="22"/>
         </w:rPr>
-        <w:t>offene Kette</w:t>
-      </w:r>
-      <w:r>
-        <w:rPr>
-          <w:sz w:val="22"/>
-        </w:rPr>
-        <w:t xml:space="preserve">, die Regelung ein </w:t>
-      </w:r>
-      <w:r>
-        <w:rPr>
-          <w:b/>
-          <w:sz w:val="22"/>
-        </w:rPr>
-        <w:t>geschlossener Kreis</w:t>
-      </w:r>
-      <w:r>
-        <w:rPr>
-          <w:sz w:val="22"/>
-        </w:rPr>
-        <w:t>.</w:t>
+        <w:t>Prozessleitebene</w:t>
+      </w:r>
+      <w:r>
+        <w:rPr>
+          <w:sz w:val="22"/>
+        </w:rPr>
+        <w:t xml:space="preserve"> — SCADA. Der Leitstand, an dem ein Mensch die Anlage sieht und eingreift. Reaktionszeit: Sekunden.</w:t>
       </w:r>
     </w:p>
     <w:p>
       <w:pPr>
-        <w:pStyle w:val="ListBullet"/>
-        <w:spacing w:after="20"/>
-      </w:pPr>
-      <w:r>
-        <w:rPr>
-          <w:sz w:val="22"/>
-        </w:rPr>
-        <w:t xml:space="preserve">Nur die Regelung kann auf </w:t>
-      </w:r>
+        <w:spacing w:after="80"/>
+      </w:pPr>
       <w:r>
         <w:rPr>
           <w:b/>
           <w:sz w:val="22"/>
         </w:rPr>
-        <w:t>Störungen</w:t>
-      </w:r>
-      <w:r>
-        <w:rPr>
-          <w:sz w:val="22"/>
-        </w:rPr>
-        <w:t xml:space="preserve"> reagieren, weil nur sie misst.</w:t>
+        <w:t>Betriebsleitebene</w:t>
+      </w:r>
+      <w:r>
+        <w:rPr>
+          <w:sz w:val="22"/>
+        </w:rPr>
+        <w:t xml:space="preserve"> — MES. Welcher Auftrag läuft auf welcher Maschine, in welcher Reihenfolge. Reaktionszeit: Minuten bis Stunden.</w:t>
       </w:r>
     </w:p>
     <w:p>
       <w:pPr>
-        <w:pStyle w:val="ListBullet"/>
-        <w:spacing w:after="20"/>
-      </w:pPr>
-      <w:r>
-        <w:rPr>
-          <w:sz w:val="22"/>
-        </w:rPr>
-        <w:t xml:space="preserve">Und der stärkste Punkt: Eine Regelung kann sogar </w:t>
-      </w:r>
+        <w:spacing w:after="80"/>
+      </w:pPr>
       <w:r>
         <w:rPr>
           <w:b/>
           <w:sz w:val="22"/>
         </w:rPr>
-        <w:t>instabile Systeme stabilisieren</w:t>
-      </w:r>
-      <w:r>
-        <w:rPr>
-          <w:sz w:val="22"/>
-        </w:rPr>
-        <w:t>. Ein Besen auf der Handfläche fällt um (instabil), aber mit ständigem Nachschauen und Nachfahren balancierst du ihn. Genau das ist eine Regelung. Ohne Hinsehen — also gesteuert — geht das prinzipiell nicht.</w:t>
+        <w:t>Unternehmensebene</w:t>
+      </w:r>
+      <w:r>
+        <w:rPr>
+          <w:sz w:val="22"/>
+        </w:rPr>
+        <w:t xml:space="preserve"> — ERP. Einkauf, Lieferkette, Kapazitätsplanung. Reaktionszeit: Tage.</w:t>
+      </w:r>
+    </w:p>
+    <w:p>
+      <w:pPr>
+        <w:spacing w:after="80"/>
+      </w:pPr>
+      <w:r>
+        <w:rPr>
+          <w:sz w:val="22"/>
+        </w:rPr>
+        <w:t xml:space="preserve">Zwei Richtungen laufen gleichzeitig durch die Pyramide: </w:t>
+      </w:r>
+      <w:r>
+        <w:rPr>
+          <w:b/>
+          <w:sz w:val="22"/>
+        </w:rPr>
+        <w:t>Daten</w:t>
+      </w:r>
+      <w:r>
+        <w:rPr>
+          <w:sz w:val="22"/>
+        </w:rPr>
+        <w:t xml:space="preserve"> werden von unten nach oben verdichtet — aus Millionen Sensorwerten wird eine Kennzahl. Und </w:t>
+      </w:r>
+      <w:r>
+        <w:rPr>
+          <w:b/>
+          <w:sz w:val="22"/>
+        </w:rPr>
+        <w:t>Planung</w:t>
+      </w:r>
+      <w:r>
+        <w:rPr>
+          <w:sz w:val="22"/>
+        </w:rPr>
+        <w:t xml:space="preserve"> wirkt von oben nach unten — aus einem Kundenauftrag wird irgendwann ein Ventil, das öffnet.</w:t>
+      </w:r>
+    </w:p>
+    <w:p>
+      <w:pPr>
+        <w:spacing w:after="80"/>
+      </w:pPr>
+      <w:r>
+        <w:rPr>
+          <w:sz w:val="22"/>
+        </w:rPr>
+        <w:t>Ein Bild dazu: Die Pyramide funktioniert wie ein Unternehmen. Der Werker an der Maschine reagiert sofort und lokal. Der Schichtleiter plant den Tag. Die Geschäftsführung plant das Quartal. Niemand erwartet, dass die Geschäftsführung über einen klemmenden Endschalter entscheidet — dafür ist sie zu langsam, und das ist auch richtig so.</w:t>
       </w:r>
     </w:p>
     <w:p>
@@ -223,7 +257,7 @@
           <w:color w:val="1F3B57"/>
           <w:sz w:val="24"/>
         </w:rPr>
-        <w:t>STATISCH ODER DYNAMISCH — HAT DAS DING EIN GEDÄCHTNIS?</w:t>
+        <w:t>STEUERN UND REGELN — DER UNTERSCHIED IN EINEM BILD</w:t>
       </w:r>
     </w:p>
     <w:p>
@@ -234,14 +268,7 @@
         <w:rPr>
           <w:sz w:val="22"/>
         </w:rPr>
-        <w:t xml:space="preserve">Die Frage ist immer dieselbe: </w:t>
-      </w:r>
-      <w:r>
-        <w:rPr>
-          <w:b/>
-          <w:sz w:val="22"/>
-        </w:rPr>
-        <w:t>Kann das System Energie speichern?</w:t>
+        <w:t>Stell dir vor, du duschst.</w:t>
       </w:r>
     </w:p>
     <w:p>
@@ -250,22 +277,16 @@
       </w:pPr>
       <w:r>
         <w:rPr>
-          <w:sz w:val="22"/>
-        </w:rPr>
-        <w:t xml:space="preserve">Ein </w:t>
-      </w:r>
-      <w:r>
-        <w:rPr>
           <w:b/>
           <w:sz w:val="22"/>
         </w:rPr>
-        <w:t>Widerstand</w:t>
-      </w:r>
-      <w:r>
-        <w:rPr>
-          <w:sz w:val="22"/>
-        </w:rPr>
-        <w:t xml:space="preserve"> ist statisch. Legst du Spannung an, fließt sofort Strom. Nimmst du die Spannung weg, ist der Strom sofort weg. Der Widerstand erinnert sich an nichts. Beschreibung: eine simple Gleichung, U = R·I.</w:t>
+        <w:t>Steuern</w:t>
+      </w:r>
+      <w:r>
+        <w:rPr>
+          <w:sz w:val="22"/>
+        </w:rPr>
+        <w:t xml:space="preserve"> heißt: Du drehst den Hahn auf eine Position, von der du aus Erfahrung weißt, dass sie ungefähr 38 Grad ergibt. Dann stellst du dich drunter. Dreht der Nachbar seine Waschmaschine auf, wird dein Wasser kalt — und du merkst es erst am eigenen Rücken. Die Steuerung hat keine Rückmeldung. Sie rechnet vorwärts und hofft.</w:t>
       </w:r>
     </w:p>
     <w:p>
@@ -274,35 +295,16 @@
       </w:pPr>
       <w:r>
         <w:rPr>
-          <w:sz w:val="22"/>
-        </w:rPr>
-        <w:t xml:space="preserve">Ein </w:t>
-      </w:r>
-      <w:r>
-        <w:rPr>
           <w:b/>
           <w:sz w:val="22"/>
         </w:rPr>
-        <w:t>Kondensator</w:t>
-      </w:r>
-      <w:r>
-        <w:rPr>
-          <w:sz w:val="22"/>
-        </w:rPr>
-        <w:t xml:space="preserve"> ist dynamisch. Er lädt sich auf, und wie hoch die Spannung jetzt ist, hängt davon ab, wie lange und wie stark er vorher geladen wurde. Er hat ein Gedächtnis. Deshalb braucht man eine Differentialgleichung — die beschreibt nämlich, wie sich etwas </w:t>
-      </w:r>
-      <w:r>
-        <w:rPr>
-          <w:b/>
-          <w:sz w:val="22"/>
-        </w:rPr>
-        <w:t>über die Zeit</w:t>
-      </w:r>
-      <w:r>
-        <w:rPr>
-          <w:sz w:val="22"/>
-        </w:rPr>
-        <w:t xml:space="preserve"> ändert.</w:t>
+        <w:t>Regeln</w:t>
+      </w:r>
+      <w:r>
+        <w:rPr>
+          <w:sz w:val="22"/>
+        </w:rPr>
+        <w:t xml:space="preserve"> heißt: Ein Thermostat misst ständig die tatsächliche Wassertemperatur, vergleicht sie mit deinen eingestellten 38 Grad und dreht nach. Der Nachbar kann machen was er will — die Regelung merkt die Abweichung und korrigiert.</w:t>
       </w:r>
     </w:p>
     <w:p>
@@ -313,18 +315,95 @@
         <w:rPr>
           <w:sz w:val="22"/>
         </w:rPr>
-        <w:t>Merksatz fürs Erkennen: Kondensator, Spule, Tank, Schwungmasse, Wärmespeicher → dynamisch. Widerstand, Hebel, Getriebe, Logikgatter → statisch.</w:t>
+        <w:t>Daraus folgt alles Weitere:</w:t>
       </w:r>
     </w:p>
     <w:p>
       <w:pPr>
-        <w:spacing w:after="80"/>
-      </w:pPr>
-      <w:r>
-        <w:rPr>
-          <w:sz w:val="22"/>
-        </w:rPr>
-        <w:t>Das ist übrigens dieselbe Unterscheidung wie später bei Schaltnetz und Schaltwerk. Nur heißt der Speicher dort nicht Kondensator, sondern Flipflop.</w:t>
+        <w:pStyle w:val="ListBullet"/>
+        <w:spacing w:after="20"/>
+      </w:pPr>
+      <w:r>
+        <w:rPr>
+          <w:sz w:val="22"/>
+        </w:rPr>
+        <w:t xml:space="preserve">Die Steuerung ist eine </w:t>
+      </w:r>
+      <w:r>
+        <w:rPr>
+          <w:b/>
+          <w:sz w:val="22"/>
+        </w:rPr>
+        <w:t>offene Kette</w:t>
+      </w:r>
+      <w:r>
+        <w:rPr>
+          <w:sz w:val="22"/>
+        </w:rPr>
+        <w:t xml:space="preserve">, die Regelung ein </w:t>
+      </w:r>
+      <w:r>
+        <w:rPr>
+          <w:b/>
+          <w:sz w:val="22"/>
+        </w:rPr>
+        <w:t>geschlossener Kreis</w:t>
+      </w:r>
+      <w:r>
+        <w:rPr>
+          <w:sz w:val="22"/>
+        </w:rPr>
+        <w:t>.</w:t>
+      </w:r>
+    </w:p>
+    <w:p>
+      <w:pPr>
+        <w:pStyle w:val="ListBullet"/>
+        <w:spacing w:after="20"/>
+      </w:pPr>
+      <w:r>
+        <w:rPr>
+          <w:sz w:val="22"/>
+        </w:rPr>
+        <w:t xml:space="preserve">Nur die Regelung kann auf </w:t>
+      </w:r>
+      <w:r>
+        <w:rPr>
+          <w:b/>
+          <w:sz w:val="22"/>
+        </w:rPr>
+        <w:t>Störungen</w:t>
+      </w:r>
+      <w:r>
+        <w:rPr>
+          <w:sz w:val="22"/>
+        </w:rPr>
+        <w:t xml:space="preserve"> reagieren, weil nur sie misst.</w:t>
+      </w:r>
+    </w:p>
+    <w:p>
+      <w:pPr>
+        <w:pStyle w:val="ListBullet"/>
+        <w:spacing w:after="20"/>
+      </w:pPr>
+      <w:r>
+        <w:rPr>
+          <w:sz w:val="22"/>
+        </w:rPr>
+        <w:t xml:space="preserve">Und der stärkste Punkt: Eine Regelung kann sogar </w:t>
+      </w:r>
+      <w:r>
+        <w:rPr>
+          <w:b/>
+          <w:sz w:val="22"/>
+        </w:rPr>
+        <w:t>instabile Systeme stabilisieren</w:t>
+      </w:r>
+      <w:r>
+        <w:rPr>
+          <w:sz w:val="22"/>
+        </w:rPr>
+        <w:t>. Ein Besen auf der Handfläche fällt um (instabil), aber mit ständigem Nachschauen und Nachfahren balancierst du ihn. Genau das ist eine Regelung. Ohne Hinsehen — also gesteuert — geht das prinzipiell nicht.</w:t>
       </w:r>
     </w:p>
     <w:p>
@@ -345,7 +424,7 @@
           <w:color w:val="1F3B57"/>
           <w:sz w:val="24"/>
         </w:rPr>
-        <w:t>STABILITÄT — DIE KUGEL AUF DER FLÄCHE</w:t>
+        <w:t>STATISCH ODER DYNAMISCH — HAT DAS DING EIN GEDÄCHTNIS?</w:t>
       </w:r>
     </w:p>
     <w:p>
@@ -356,7 +435,14 @@
         <w:rPr>
           <w:sz w:val="22"/>
         </w:rPr>
-        <w:t>Das beste Bild der ganzen Vorlesung. Eine Kugel liegt irgendwo und wird angestoßen.</w:t>
+        <w:t xml:space="preserve">Die Frage ist immer dieselbe: </w:t>
+      </w:r>
+      <w:r>
+        <w:rPr>
+          <w:b/>
+          <w:sz w:val="22"/>
+        </w:rPr>
+        <w:t>Kann das System Energie speichern?</w:t>
       </w:r>
     </w:p>
     <w:p>
@@ -365,29 +451,22 @@
       </w:pPr>
       <w:r>
         <w:rPr>
+          <w:sz w:val="22"/>
+        </w:rPr>
+        <w:t xml:space="preserve">Ein </w:t>
+      </w:r>
+      <w:r>
+        <w:rPr>
           <w:b/>
           <w:sz w:val="22"/>
         </w:rPr>
-        <w:t>In der Mulde</w:t>
-      </w:r>
-      <w:r>
-        <w:rPr>
-          <w:sz w:val="22"/>
-        </w:rPr>
-        <w:t xml:space="preserve">: Die Kugel rollt hin und her, Reibung frisst die Energie, sie kommt in der Mitte zur Ruhe. → </w:t>
-      </w:r>
-      <w:r>
-        <w:rPr>
-          <w:b/>
-          <w:sz w:val="22"/>
-        </w:rPr>
-        <w:t>asymptotisch stabil</w:t>
-      </w:r>
-      <w:r>
-        <w:rPr>
-          <w:sz w:val="22"/>
-        </w:rPr>
-        <w:t>. Das ist der Normalfall, den man haben will.</w:t>
+        <w:t>Widerstand</w:t>
+      </w:r>
+      <w:r>
+        <w:rPr>
+          <w:sz w:val="22"/>
+        </w:rPr>
+        <w:t xml:space="preserve"> ist statisch. Legst du Spannung an, fließt sofort Strom. Nimmst du die Spannung weg, ist der Strom sofort weg. Der Widerstand erinnert sich an nichts. Beschreibung: eine simple Gleichung, U = R·I.</w:t>
       </w:r>
     </w:p>
     <w:p>
@@ -396,29 +475,35 @@
       </w:pPr>
       <w:r>
         <w:rPr>
+          <w:sz w:val="22"/>
+        </w:rPr>
+        <w:t xml:space="preserve">Ein </w:t>
+      </w:r>
+      <w:r>
+        <w:rPr>
           <w:b/>
           <w:sz w:val="22"/>
         </w:rPr>
-        <w:t>Auf der Ebene</w:t>
-      </w:r>
-      <w:r>
-        <w:rPr>
-          <w:sz w:val="22"/>
-        </w:rPr>
-        <w:t xml:space="preserve">: Du stößt an, die Kugel rollt ein Stück und bleibt liegen. Sie kommt nicht zurück, haut aber auch nicht ab. → </w:t>
+        <w:t>Kondensator</w:t>
+      </w:r>
+      <w:r>
+        <w:rPr>
+          <w:sz w:val="22"/>
+        </w:rPr>
+        <w:t xml:space="preserve"> ist dynamisch. Er lädt sich auf, und wie hoch die Spannung jetzt ist, hängt davon ab, wie lange und wie stark er vorher geladen wurde. Er hat ein Gedächtnis. Deshalb braucht man eine Differentialgleichung — die beschreibt nämlich, wie sich etwas </w:t>
       </w:r>
       <w:r>
         <w:rPr>
           <w:b/>
           <w:sz w:val="22"/>
         </w:rPr>
-        <w:t>grenzstabil</w:t>
-      </w:r>
-      <w:r>
-        <w:rPr>
-          <w:sz w:val="22"/>
-        </w:rPr>
-        <w:t>.</w:t>
+        <w:t>über die Zeit</w:t>
+      </w:r>
+      <w:r>
+        <w:rPr>
+          <w:sz w:val="22"/>
+        </w:rPr>
+        <w:t xml:space="preserve"> ändert.</w:t>
       </w:r>
     </w:p>
     <w:p>
@@ -427,29 +512,9 @@
       </w:pPr>
       <w:r>
         <w:rPr>
-          <w:b/>
-          <w:sz w:val="22"/>
-        </w:rPr>
-        <w:t>Auf der Kuppe</w:t>
-      </w:r>
-      <w:r>
-        <w:rPr>
-          <w:sz w:val="22"/>
-        </w:rPr>
-        <w:t xml:space="preserve">: Ein Stubser genügt, und sie rollt immer schneller davon. → </w:t>
-      </w:r>
-      <w:r>
-        <w:rPr>
-          <w:b/>
-          <w:sz w:val="22"/>
-        </w:rPr>
-        <w:t>instabil</w:t>
-      </w:r>
-      <w:r>
-        <w:rPr>
-          <w:sz w:val="22"/>
-        </w:rPr>
-        <w:t>.</w:t>
+          <w:sz w:val="22"/>
+        </w:rPr>
+        <w:t>Merksatz fürs Erkennen: Kondensator, Spule, Tank, Schwungmasse, Wärmespeicher → dynamisch. Widerstand, Hebel, Getriebe, Logikgatter → statisch.</w:t>
       </w:r>
     </w:p>
     <w:p>
@@ -460,7 +525,7 @@
         <w:rPr>
           <w:sz w:val="22"/>
         </w:rPr>
-        <w:t>Wenn du in der Klausur nach der Definition gefragt wirst, zeichne die drei Flächen. Die Formulierung ergibt sich dann von selbst: „ein System ist asymptotisch stabil, wenn es nach einer Anregung mit endlicher Energie wieder seine Ruheposition erreicht."</w:t>
+        <w:t>Das ist übrigens dieselbe Unterscheidung wie später bei Schaltnetz und Schaltwerk. Nur heißt der Speicher dort nicht Kondensator, sondern Flipflop.</w:t>
       </w:r>
     </w:p>
     <w:p>
@@ -481,7 +546,7 @@
           <w:color w:val="1F3B57"/>
           <w:sz w:val="24"/>
         </w:rPr>
-        <w:t>ABTASTUNG UND ALIASING — WARUM WAGENRÄDER RÜCKWÄRTS LAUFEN</w:t>
+        <w:t>STABILITÄT — DIE KUGEL AUF DER FLÄCHE</w:t>
       </w:r>
     </w:p>
     <w:p>
@@ -492,7 +557,7 @@
         <w:rPr>
           <w:sz w:val="22"/>
         </w:rPr>
-        <w:t>Im Western drehen sich die Speichenräder der Kutsche manchmal rückwärts. Das ist Aliasing, und es erklärt das ganze Thema.</w:t>
+        <w:t>Das beste Bild der ganzen Vorlesung. Eine Kugel liegt irgendwo und wird angestoßen.</w:t>
       </w:r>
     </w:p>
     <w:p>
@@ -501,22 +566,29 @@
       </w:pPr>
       <w:r>
         <w:rPr>
-          <w:sz w:val="22"/>
-        </w:rPr>
-        <w:t xml:space="preserve">Die Kamera macht 24 Bilder pro Sekunde — sie </w:t>
-      </w:r>
-      <w:r>
-        <w:rPr>
           <w:b/>
           <w:sz w:val="22"/>
         </w:rPr>
-        <w:t>tastet ab</w:t>
-      </w:r>
-      <w:r>
-        <w:rPr>
-          <w:sz w:val="22"/>
-        </w:rPr>
-        <w:t>. Dreht sich das Rad fast genau so schnell, dass eine Speiche pro Bild eine Speichenposition weiter ist, sieht es aus, als stünde das Rad still. Ist es etwas langsamer, sieht es aus, als liefe es rückwärts.</w:t>
+        <w:t>In der Mulde</w:t>
+      </w:r>
+      <w:r>
+        <w:rPr>
+          <w:sz w:val="22"/>
+        </w:rPr>
+        <w:t xml:space="preserve">: Die Kugel rollt hin und her, Reibung frisst die Energie, sie kommt in der Mitte zur Ruhe. → </w:t>
+      </w:r>
+      <w:r>
+        <w:rPr>
+          <w:b/>
+          <w:sz w:val="22"/>
+        </w:rPr>
+        <w:t>asymptotisch stabil</w:t>
+      </w:r>
+      <w:r>
+        <w:rPr>
+          <w:sz w:val="22"/>
+        </w:rPr>
+        <w:t>. Das ist der Normalfall, den man haben will.</w:t>
       </w:r>
     </w:p>
     <w:p>
@@ -525,22 +597,29 @@
       </w:pPr>
       <w:r>
         <w:rPr>
-          <w:sz w:val="22"/>
-        </w:rPr>
-        <w:t xml:space="preserve">Die Information zwischen zwei Bildern ist verloren, und zwar </w:t>
-      </w:r>
-      <w:r>
-        <w:rPr>
           <w:b/>
           <w:sz w:val="22"/>
         </w:rPr>
-        <w:t>unwiederbringlich</w:t>
-      </w:r>
-      <w:r>
-        <w:rPr>
-          <w:sz w:val="22"/>
-        </w:rPr>
-        <w:t>. Man kann aus den Bildern nicht rekonstruieren, was wirklich passiert ist. Genau das ist Aliasing: Es entsteht eine Frequenz im abgetasteten Signal, die im Original gar nicht vorkam.</w:t>
+        <w:t>Auf der Ebene</w:t>
+      </w:r>
+      <w:r>
+        <w:rPr>
+          <w:sz w:val="22"/>
+        </w:rPr>
+        <w:t xml:space="preserve">: Du stößt an, die Kugel rollt ein Stück und bleibt liegen. Sie kommt nicht zurück, haut aber auch nicht ab. → </w:t>
+      </w:r>
+      <w:r>
+        <w:rPr>
+          <w:b/>
+          <w:sz w:val="22"/>
+        </w:rPr>
+        <w:t>grenzstabil</w:t>
+      </w:r>
+      <w:r>
+        <w:rPr>
+          <w:sz w:val="22"/>
+        </w:rPr>
+        <w:t>.</w:t>
       </w:r>
     </w:p>
     <w:p>
@@ -549,6 +628,128 @@
       </w:pPr>
       <w:r>
         <w:rPr>
+          <w:b/>
+          <w:sz w:val="22"/>
+        </w:rPr>
+        <w:t>Auf der Kuppe</w:t>
+      </w:r>
+      <w:r>
+        <w:rPr>
+          <w:sz w:val="22"/>
+        </w:rPr>
+        <w:t xml:space="preserve">: Ein Stubser genügt, und sie rollt immer schneller davon. → </w:t>
+      </w:r>
+      <w:r>
+        <w:rPr>
+          <w:b/>
+          <w:sz w:val="22"/>
+        </w:rPr>
+        <w:t>instabil</w:t>
+      </w:r>
+      <w:r>
+        <w:rPr>
+          <w:sz w:val="22"/>
+        </w:rPr>
+        <w:t>.</w:t>
+      </w:r>
+    </w:p>
+    <w:p>
+      <w:pPr>
+        <w:spacing w:after="80"/>
+      </w:pPr>
+      <w:r>
+        <w:rPr>
+          <w:sz w:val="22"/>
+        </w:rPr>
+        <w:t>Wenn du in der Klausur nach der Definition gefragt wirst, zeichne die drei Flächen. Die Formulierung ergibt sich dann von selbst: „ein System ist asymptotisch stabil, wenn es nach einer Anregung mit endlicher Energie wieder seine Ruheposition erreicht."</w:t>
+      </w:r>
+    </w:p>
+    <w:p>
+      <w:r>
+        <w:br w:type="page"/>
+      </w:r>
+    </w:p>
+    <w:p>
+      <w:pPr>
+        <w:spacing w:before="200" w:after="80"/>
+        <w:pBdr>
+          <w:bottom w:val="single" w:sz="6" w:space="2" w:color="1F3B57"/>
+        </w:pBdr>
+      </w:pPr>
+      <w:r>
+        <w:rPr>
+          <w:b/>
+          <w:color w:val="1F3B57"/>
+          <w:sz w:val="24"/>
+        </w:rPr>
+        <w:t>ABTASTUNG UND ALIASING — WARUM WAGENRÄDER RÜCKWÄRTS LAUFEN</w:t>
+      </w:r>
+    </w:p>
+    <w:p>
+      <w:pPr>
+        <w:spacing w:after="80"/>
+      </w:pPr>
+      <w:r>
+        <w:rPr>
+          <w:sz w:val="22"/>
+        </w:rPr>
+        <w:t>Im Western drehen sich die Speichenräder der Kutsche manchmal rückwärts. Das ist Aliasing, und es erklärt das ganze Thema.</w:t>
+      </w:r>
+    </w:p>
+    <w:p>
+      <w:pPr>
+        <w:spacing w:after="80"/>
+      </w:pPr>
+      <w:r>
+        <w:rPr>
+          <w:sz w:val="22"/>
+        </w:rPr>
+        <w:t xml:space="preserve">Die Kamera macht 24 Bilder pro Sekunde — sie </w:t>
+      </w:r>
+      <w:r>
+        <w:rPr>
+          <w:b/>
+          <w:sz w:val="22"/>
+        </w:rPr>
+        <w:t>tastet ab</w:t>
+      </w:r>
+      <w:r>
+        <w:rPr>
+          <w:sz w:val="22"/>
+        </w:rPr>
+        <w:t>. Dreht sich das Rad fast genau so schnell, dass eine Speiche pro Bild eine Speichenposition weiter ist, sieht es aus, als stünde das Rad still. Ist es etwas langsamer, sieht es aus, als liefe es rückwärts.</w:t>
+      </w:r>
+    </w:p>
+    <w:p>
+      <w:pPr>
+        <w:spacing w:after="80"/>
+      </w:pPr>
+      <w:r>
+        <w:rPr>
+          <w:sz w:val="22"/>
+        </w:rPr>
+        <w:t xml:space="preserve">Die Information zwischen zwei Bildern ist verloren, und zwar </w:t>
+      </w:r>
+      <w:r>
+        <w:rPr>
+          <w:b/>
+          <w:sz w:val="22"/>
+        </w:rPr>
+        <w:t>unwiederbringlich</w:t>
+      </w:r>
+      <w:r>
+        <w:rPr>
+          <w:sz w:val="22"/>
+        </w:rPr>
+        <w:t>. Man kann aus den Bildern nicht rekonstruieren, was wirklich passiert ist. Genau das ist Aliasing: Es entsteht eine Frequenz im abgetasteten Signal, die im Original gar nicht vorkam.</w:t>
+      </w:r>
+    </w:p>
+    <w:p>
+      <w:pPr>
+        <w:spacing w:after="80"/>
+      </w:pPr>
+      <w:r>
+        <w:rPr>
           <w:sz w:val="22"/>
         </w:rPr>
         <w:t xml:space="preserve">Die Abhilfe: schnell genug abtasten. Und dafür muss das Signal </w:t>
@@ -565,6 +766,90 @@
           <w:sz w:val="22"/>
         </w:rPr>
         <w:t xml:space="preserve"> sein — es darf keine beliebig hohen Frequenzen enthalten, sonst reicht keine Abtastrate der Welt.</w:t>
+      </w:r>
+    </w:p>
+    <w:p>
+      <w:pPr>
+        <w:spacing w:after="80"/>
+      </w:pPr>
+      <w:r>
+        <w:rPr>
+          <w:b/>
+          <w:sz w:val="22"/>
+        </w:rPr>
+        <w:t>Wie schnell ist schnell genug?</w:t>
+      </w:r>
+      <w:r>
+        <w:rPr>
+          <w:sz w:val="22"/>
+        </w:rPr>
+        <w:t xml:space="preserve"> Darauf antwortet das </w:t>
+      </w:r>
+      <w:r>
+        <w:rPr>
+          <w:b/>
+          <w:sz w:val="22"/>
+        </w:rPr>
+        <w:t>Shannon-Nyquist-Abtasttheorem</w:t>
+      </w:r>
+      <w:r>
+        <w:rPr>
+          <w:sz w:val="22"/>
+        </w:rPr>
+        <w:t xml:space="preserve">: Man braucht mehr als </w:t>
+      </w:r>
+      <w:r>
+        <w:rPr>
+          <w:b/>
+          <w:sz w:val="22"/>
+        </w:rPr>
+        <w:t>zwei</w:t>
+      </w:r>
+      <w:r>
+        <w:rPr>
+          <w:sz w:val="22"/>
+        </w:rPr>
+        <w:t xml:space="preserve"> Abtastwerte pro Periode der höchsten vorkommenden Frequenz.</w:t>
+      </w:r>
+    </w:p>
+    <w:p>
+      <w:pPr>
+        <w:spacing w:after="0"/>
+        <w:ind w:left="283"/>
+      </w:pPr>
+      <w:r>
+        <w:rPr>
+          <w:rFonts w:ascii="Consolas" w:hAnsi="Consolas"/>
+          <w:sz w:val="20"/>
+        </w:rPr>
+        <w:t>f_A &gt; 2 · f_max        beziehungsweise        T_A &lt; 1 / (2 · f_max)</w:t>
+      </w:r>
+    </w:p>
+    <w:p>
+      <w:pPr>
+        <w:spacing w:after="80"/>
+      </w:pPr>
+    </w:p>
+    <w:p>
+      <w:pPr>
+        <w:spacing w:after="80"/>
+      </w:pPr>
+      <w:r>
+        <w:rPr>
+          <w:sz w:val="22"/>
+        </w:rPr>
+        <w:t>Anschaulich: Um eine Schwingung überhaupt als Schwingung zu erkennen, musst du mindestens einmal den Berg und einmal das Tal erwischen. Mit nur einem Wert pro Periode könnte die Kurve zwischen deinen Messpunkten alles Mögliche tun — und genau das ist das Wagenrad im Western.</w:t>
+      </w:r>
+    </w:p>
+    <w:p>
+      <w:pPr>
+        <w:spacing w:after="80"/>
+      </w:pPr>
+      <w:r>
+        <w:rPr>
+          <w:sz w:val="22"/>
+        </w:rPr>
+        <w:t>Praxisbeispiel: Musik auf CD wird mit 44,1 kHz abgetastet, weil das menschliche Ohr bis etwa 20 kHz hört. 2 × 20 = 40, plus Sicherheitsabstand für den Anti-Aliasing-Filter.</w:t>
       </w:r>
     </w:p>
     <w:p>
